--- a/2_design/generative-ai/Deconv.docx
+++ b/2_design/generative-ai/Deconv.docx
@@ -256,9 +256,6 @@
         <w:t xml:space="preserve">, </w:t>
       </w:r>
       <w:r>
-        <w:rPr>
-          <w:highlight w:val="yellow"/>
-        </w:rPr>
         <w:t>stochastic gradient descent</w:t>
       </w:r>
       <w:r>
@@ -1227,15 +1224,9 @@
         <w:t xml:space="preserve"> </w:t>
       </w:r>
       <w:r>
-        <w:rPr>
-          <w:highlight w:val="yellow"/>
-        </w:rPr>
         <w:t>Section 2 describes the methodology focusing on the two purposes.</w:t>
       </w:r>
       <w:r>
-        <w:rPr>
-          <w:highlight w:val="yellow"/>
-        </w:rPr>
         <w:t xml:space="preserve"> Experimental results and discussions are mentioned in section 3. Section 4 is the conclusion.</w:t>
       </w:r>
     </w:p>
@@ -7944,9 +7935,6 @@
     </w:tbl>
     <w:p>
       <w:r>
-        <w:rPr>
-          <w:highlight w:val="yellow"/>
-        </w:rPr>
         <w:t>The estimated filter is normalized so that it looks similar to the perfect filter as much as possible as follows:</w:t>
       </w:r>
     </w:p>
@@ -7981,7 +7969,6 @@
             <w:pPr>
               <w:jc w:val="left"/>
             </w:pPr>
-            <w:bookmarkStart w:id="0" w:name="_GoBack"/>
             <w:r>
               <w:t>Red</w:t>
             </w:r>
@@ -8036,7 +8023,6 @@
           </w:p>
         </w:tc>
       </w:tr>
-      <w:bookmarkEnd w:id="0"/>
       <w:tr>
         <w:trPr>
           <w:jc w:val="center"/>
@@ -8597,23 +8583,14 @@
         <w:ind w:firstLine="360"/>
       </w:pPr>
       <w:r>
-        <w:rPr>
-          <w:highlight w:val="yellow"/>
-        </w:rPr>
         <w:t xml:space="preserve">For making clear testing experiments, figure 1 list results of convolutional and </w:t>
       </w:r>
       <w:proofErr w:type="spellStart"/>
       <w:r>
-        <w:rPr>
-          <w:highlight w:val="yellow"/>
-        </w:rPr>
         <w:t>deconvolutional</w:t>
       </w:r>
       <w:proofErr w:type="spellEnd"/>
       <w:r>
-        <w:rPr>
-          <w:highlight w:val="yellow"/>
-        </w:rPr>
         <w:t xml:space="preserve"> tasks.</w:t>
       </w:r>
     </w:p>
@@ -9192,63 +9169,40 @@
     <w:p>
       <w:pPr>
         <w:jc w:val="center"/>
-        <w:rPr>
-          <w:highlight w:val="yellow"/>
-        </w:rPr>
       </w:pPr>
       <w:r>
         <w:rPr>
           <w:b/>
-          <w:highlight w:val="yellow"/>
         </w:rPr>
         <w:t>Figure 1.</w:t>
       </w:r>
       <w:r>
-        <w:rPr>
-          <w:highlight w:val="yellow"/>
-        </w:rPr>
         <w:t xml:space="preserve"> Images resulted from convolutional and </w:t>
       </w:r>
       <w:proofErr w:type="spellStart"/>
       <w:r>
-        <w:rPr>
-          <w:highlight w:val="yellow"/>
-        </w:rPr>
         <w:t>deconvolutional</w:t>
       </w:r>
       <w:proofErr w:type="spellEnd"/>
       <w:r>
-        <w:rPr>
-          <w:highlight w:val="yellow"/>
-        </w:rPr>
         <w:t xml:space="preserve"> tasks</w:t>
       </w:r>
     </w:p>
     <w:p>
       <w:r>
-        <w:rPr>
-          <w:highlight w:val="yellow"/>
-        </w:rPr>
         <w:t>F</w:t>
       </w:r>
       <w:r>
-        <w:rPr>
-          <w:highlight w:val="yellow"/>
-        </w:rPr>
         <w:t>igure 1 lists experimental results on one image among dataset of ten 180x250 images</w:t>
       </w:r>
       <w:r>
-        <w:rPr>
-          <w:highlight w:val="yellow"/>
-        </w:rPr>
         <w:t xml:space="preserve"> as an illustration</w:t>
       </w:r>
       <w:r>
-        <w:rPr>
-          <w:highlight w:val="yellow"/>
-        </w:rPr>
         <w:t>.</w:t>
       </w:r>
+      <w:bookmarkStart w:id="0" w:name="_GoBack"/>
+      <w:bookmarkEnd w:id="0"/>
     </w:p>
     <w:p/>
     <w:p>
@@ -10563,7 +10517,7 @@
 </file>
 
 <file path=customXml/itemProps1.xml><?xml version="1.0" encoding="utf-8"?>
-<ds:datastoreItem xmlns:ds="http://schemas.openxmlformats.org/officeDocument/2006/customXml" ds:itemID="{10BFF910-3328-4640-BD29-BD60096D5584}">
+<ds:datastoreItem xmlns:ds="http://schemas.openxmlformats.org/officeDocument/2006/customXml" ds:itemID="{A4E1767F-76FA-442E-9F62-660457576878}">
   <ds:schemaRefs>
     <ds:schemaRef ds:uri="http://schemas.openxmlformats.org/officeDocument/2006/bibliography"/>
   </ds:schemaRefs>
